--- a/rapports/16_02_2026/ABD/coh_EQ9_sup_072201010032.docx
+++ b/rapports/16_02_2026/ABD/coh_EQ9_sup_072201010032.docx
@@ -25,7 +25,7 @@
         <w:br/>
         <w:t>Grappe: 072201010032</w:t>
         <w:br/>
-        <w:t>Date: 16/02/2026 a 12:41</w:t>
+        <w:t>Date: 16/02/2026 a 12:58</w:t>
       </w:r>
     </w:p>
     <w:p/>

--- a/rapports/16_02_2026/ABD/coh_EQ9_sup_072201010032.docx
+++ b/rapports/16_02_2026/ABD/coh_EQ9_sup_072201010032.docx
@@ -25,7 +25,7 @@
         <w:br/>
         <w:t>Grappe: 072201010032</w:t>
         <w:br/>
-        <w:t>Date: 16/02/2026 a 12:58</w:t>
+        <w:t>Date: 16/02/2026 a 13:06</w:t>
       </w:r>
     </w:p>
     <w:p/>
@@ -423,38 +423,6 @@
           </w:tcPr>
           <w:p>
             <w:r>
-              <w:t>Section19</w:t>
-            </w:r>
-          </w:p>
-        </w:tc>
-        <w:tc>
-          <w:tcPr>
-            <w:tcW w:type="dxa" w:w="3324"/>
-          </w:tcPr>
-          <w:p>
-            <w:r>
-              <w:t>Equipements agricoles</w:t>
-            </w:r>
-          </w:p>
-        </w:tc>
-        <w:tc>
-          <w:tcPr>
-            <w:tcW w:type="dxa" w:w="3324"/>
-          </w:tcPr>
-          <w:p>
-            <w:r>
-              <w:t>8</w:t>
-            </w:r>
-          </w:p>
-        </w:tc>
-      </w:tr>
-      <w:tr>
-        <w:tc>
-          <w:tcPr>
-            <w:tcW w:type="dxa" w:w="3324"/>
-          </w:tcPr>
-          <w:p>
-            <w:r>
               <w:t>Section3</w:t>
             </w:r>
           </w:p>
@@ -498,6 +466,38 @@
           <w:p>
             <w:r>
               <w:t>Depenses non-alimentaires - 30 jours</w:t>
+            </w:r>
+          </w:p>
+        </w:tc>
+        <w:tc>
+          <w:tcPr>
+            <w:tcW w:type="dxa" w:w="3324"/>
+          </w:tcPr>
+          <w:p>
+            <w:r>
+              <w:t>7</w:t>
+            </w:r>
+          </w:p>
+        </w:tc>
+      </w:tr>
+      <w:tr>
+        <w:tc>
+          <w:tcPr>
+            <w:tcW w:type="dxa" w:w="3324"/>
+          </w:tcPr>
+          <w:p>
+            <w:r>
+              <w:t>Section19</w:t>
+            </w:r>
+          </w:p>
+        </w:tc>
+        <w:tc>
+          <w:tcPr>
+            <w:tcW w:type="dxa" w:w="3324"/>
+          </w:tcPr>
+          <w:p>
+            <w:r>
+              <w:t>Equipements agricoles</w:t>
             </w:r>
           </w:p>
         </w:tc>
@@ -969,7 +969,7 @@
         <w:rPr>
           <w:sz w:val="20"/>
         </w:rPr>
-        <w:t>- Avertissement!! La quantité (10 litre) du produit Huile d'arachide raffinée consommée  par le ménage semble très élevé, prière de corriger ou confirmer avec le QG. Avertissement!!! Le ménage a consommé 0.12 Kg taille unique de Arachides pilées, cette quantité semble anormale pour une consommation des 7 derniers jours. prière de corriger ou de confirmer avec le QG. Incohérence!! Dans ce ménage, chaque individus consomme par jour 30.27 Kg  de cereale; Prière de revoir les quantités prises de ces produits. Incohérence!! Dans ce ménage, chaque individus consomme par jour 30.27 Kg  de cereale; Prière de revoir les quantités prises de ces produits.</w:t>
+        <w:t>- Attention ! Le prix unitaire d'achat (100 Fcfa) de Poivron frais en Pièce (Petit) est relativement élevé par rapport aux autres prix observés dans cette zone. Prière de corriger ou de confirmer avec le QG. Attention ! Le prix unitaire d'achat (1000 Fcfa) de Mandarine/Clémentine en Sachets (Moyen) est relativement élevé par rapport aux autres prix observés dans cette zone. Prière de corriger ou de confirmer avec le QG. Attention ! Le prix unitaire d'achat (300 Fcfa) de Mâchoiron séchée (Kon) en Pièce (Moyen) est relativement élevé par rapport aux autres prix observés dans cette zone. Prière de corriger ou de confirmer avec le QG. Avertissement!! La quantité (10 litre) du produit Huile d'arachide raffinée consommée  par le ménage semble très élevé, prière de corriger ou confirmer avec le QG. Avertissement!!! Le ménage a consommé 0.12 Kg taille unique de Arachides pilées, cette quantité semble anormale pour une consommation des 7 derniers jours. prière de corriger ou de confirmer avec le QG. Incohérence!! Dans ce ménage, chaque individus consomme par jour 48.86127 Kg  de cereale; Prière de revoir les quantités prises de ces produits. Incohérence!! Dans ce ménage, chaque individus consomme par jour 48.86127 Kg  de cereale; Prière de revoir les quantités prises de ces produits.</w:t>
       </w:r>
     </w:p>
     <w:p>
@@ -1106,27 +1106,6 @@
         <w:t xml:space="preserve">- La quantité estimée en Kg est incorrecte (Exemple : si le ménage a eu 10 sacs de 100kg = 10*100=1000kg), prière de corriger merci. </w:t>
         <w:br/>
         <w:t>- La quantité estimée en Kg est incorrecte (Exemple : si le ménage a eu 10 sacs de 100kg = 10*100=1000kg), prière de corriger merci.</w:t>
-      </w:r>
-    </w:p>
-    <w:p>
-      <w:r>
-        <w:rPr>
-          <w:b/>
-          <w:color w:val="4672C4"/>
-          <w:sz w:val="22"/>
-        </w:rPr>
-        <w:t>&gt;&gt; Section19 - Equipements agricoles</w:t>
-      </w:r>
-    </w:p>
-    <w:p>
-      <w:pPr>
-        <w:ind w:left="283"/>
-      </w:pPr>
-      <w:r>
-        <w:rPr>
-          <w:sz w:val="20"/>
-        </w:rPr>
-        <w:t>- Attention ! Houe/daba/hilaire a été achété à 3000 Fcfa est relativement élevé par rapport aux autres prix d'achat observés dans cette zone. Prière de corriger ou de confirmer avec le QG. Attention ! Houe/daba/hilaire a été revendu à 3000 Fcfa qui est relativement élevé par rapport aux autres prix de revente observés dans cette zone. Prière de corriger ou de confirmer avec le QG.</w:t>
       </w:r>
     </w:p>
     <w:p>
@@ -1560,7 +1539,7 @@
         <w:rPr>
           <w:sz w:val="20"/>
         </w:rPr>
-        <w:t>- La dernière fois que vous avez acheté Poisson frais type 9 est voiture et semble exister dans les modalités, prière de prendre attache avec le QG pour plus d'explication afin de la classer bien. Attention ! Le prix unitaire d'achat (150 Fcfa) de Patate douce en Pièce (Moyen) est relativement élevé par rapport aux autres prix observés dans cette zone. Prière de corriger ou de confirmer avec le QG. Attention ! Le prix unitaire d'achat (250 Fcfa) de Choux en Pièce (Moyen) est relativement élevé par rapport aux autres prix observés dans cette zone. Prière de corriger ou de confirmer avec le QG. Attention ! Le prix unitaire d'achat (300 Fcfa) de Mayonnaise en Sachets (Petit) est relativement élevé par rapport aux autres prix observés dans cette zone. Prière de corriger ou de confirmer avec le QG. Attention ! Le prix unitaire d'achat (650 Fcfa) de Sucre en poudre  en Kg (taille unique) est relativement élevé par rapport aux autres prix observés dans cette zone. Prière de corriger ou de confirmer avec le QG. Avertissement!! le prix unitaire (150 Fcfa) de Thé en sachet (unité: Sachets) de taille Petit est très faible ou élevé. Prière de corriger ou de confirmer avec le QG. Avertissement!!! Le ménage a consommé 0.12 Kg taille unique de Carpe séchée, cette quantité semble anormale pour une consommation des 7 derniers jours. prière de corriger ou de confirmer avec le QG. Attention ! Soupçons de quantité anormale! Le ménage de ADIOUMA SENE avec une taille de 7 personnes a consommé .12 Kg en taille unique de Carpe séchée qui est relativement élevé comme consommation par rapport à la condition de vie des autres ménages de même taille dans cette zone. Prière de corriger ou de confirmer avec le QG. Avertissement!!! Le ménage a consommé 8 Tas Moyen de Capitaine frais, cette quantité semble anormale pour une consommation des 7 derniers jours.Prière de corriger ou de confirmer avec le QG.  La dernière fois que vous avez acheté Capitaine frais est voiture et semble exister dans les modalités, prière de prendre attache avec le QG pour plus d'explication afin de la classer bien. Incohérence!! Dans ce ménage, chaque individus consomme par jour 10.68102 Kg  de cereale; Prière de revoir les quantités prises de ces produits. Incohérence!! Dans ce ménage, chaque individus consomme par jour 10.68102 Kg  de cereale; Prière de revoir les quantités prises de ces produits.</w:t>
+        <w:t>- La dernière fois que vous avez acheté Poisson frais type 9 est voiture et semble exister dans les modalités, prière de prendre attache avec le QG pour plus d'explication afin de la classer bien. Attention ! Le prix unitaire d'achat (100 Fcfa) de Café en poudre soluble en Sachets (Petit) est relativement faible par rapport aux autres prix observés dans cette zone. Prière de corriger ou de confirmer avec le QG. Attention ! Le prix unitaire d'achat (150 Fcfa) de Patate douce en Pièce (Moyen) est relativement élevé par rapport aux autres prix observés dans cette zone. Prière de corriger ou de confirmer avec le QG. Attention ! Le prix unitaire d'achat (250 Fcfa) de Choux en Pièce (Moyen) est relativement élevé par rapport aux autres prix observés dans cette zone. Prière de corriger ou de confirmer avec le QG. Attention ! Le prix unitaire d'achat (500 Fcfa) de Piment séché en Sachets (Moyen) est relativement élevé par rapport aux autres prix observés dans cette zone. Prière de corriger ou de confirmer avec le QG. Attention ! Le prix unitaire d'achat (500 Fcfa) de Poivre en Sachets (Moyen) est relativement élevé par rapport aux autres prix observés dans cette zone. Prière de corriger ou de confirmer avec le QG. Attention ! Le prix unitaire d'achat (75 Fcfa) de Manioc en tubercules en Pièce (Moyen) est relativement faible par rapport aux autres prix observés dans cette zone. Prière de corriger ou de confirmer avec le QG. Attention ! Le prix unitaire d'achat (750 Fcfa) de Spaghettis en Sachets industriel (Petit) est relativement élevé par rapport aux autres prix observés dans cette zone. Prière de corriger ou de confirmer avec le QG. Attention ! Soupçons de quantité anormale! Le ménage de ADIOUMA SENE avec une taille de 7 personnes a consommé 14 Pièce en Moyen de Aubergine   qui est relativement élevé comme consommation par rapport à la condition de vie des autres ménages de même taille dans cette zone. Prière de corriger ou de confirmer avec le QG. Avertissement!! le prix unitaire (150 Fcfa) de Thé en sachet (unité: Sachets) de taille Petit est très faible ou élevé. Prière de corriger ou de confirmer avec le QG. Avertissement!!! Le ménage a consommé 0.12 Kg taille unique de Carpe séchée, cette quantité semble anormale pour une consommation des 7 derniers jours. prière de corriger ou de confirmer avec le QG. Attention ! Soupçons de quantité anormale! Le ménage de ADIOUMA SENE avec une taille de 7 personnes a consommé .12 Kg en taille unique de Carpe séchée qui est relativement élevé comme consommation par rapport à la condition de vie des autres ménages de même taille dans cette zone. Prière de corriger ou de confirmer avec le QG. Avertissement!!! Le ménage a consommé 8 Tas Moyen de Capitaine frais, cette quantité semble anormale pour une consommation des 7 derniers jours.Prière de corriger ou de confirmer avec le QG.  La dernière fois que vous avez acheté Capitaine frais est voiture et semble exister dans les modalités, prière de prendre attache avec le QG pour plus d'explication afin de la classer bien. Incohérence!! Dans ce ménage, chaque individus consomme par jour 21.72184 Kg  de cereale; Prière de revoir les quantités prises de ces produits. Incohérence!! Dans ce ménage, chaque individus consomme par jour 21.72184 Kg  de cereale; Prière de revoir les quantités prises de ces produits.</w:t>
       </w:r>
     </w:p>
     <w:p>
@@ -2249,7 +2228,7 @@
         <w:rPr>
           <w:sz w:val="20"/>
         </w:rPr>
-        <w:t>- Attention ! Le prix unitaire d'achat (200 Fcfa) de Patate douce en Pièce (Moyen) est relativement élevé par rapport aux autres prix observés dans cette zone. Prière de corriger ou de confirmer avec le QG. Attention ! Le prix unitaire d'achat (33.33333 Fcfa) de Oignon frais en Pièce (Moyen) est relativement faible par rapport aux autres prix observés dans cette zone. Prière de corriger ou de confirmer avec le QG. Attention ! Le prix unitaire d'achat (50 Fcfa) de Aubergine   en Pièce (Moyen) est relativement faible par rapport aux autres prix observés dans cette zone. Prière de corriger ou de confirmer avec le QG. Avertissement!!! Le ménage a consommé 1 Paquet Moyen de Thé en sachet, cette quantité semble anormale pour une consommation des 7 derniers jours.Prière de corriger ou de confirmer avec le QG. Avertissement!!! Le ménage a consommé 10 Morceau (Portion) Petit de Escargots, cette quantité semble anormale pour une consommation des 7 derniers jours.Prière de corriger ou de confirmer avec le QG. Incohérence!! Dans ce ménage, chaque individus consomme par jour 20.56818 Kg  de cereale; Prière de revoir les quantités prises de ces produits. Incohérence!! Dans ce ménage, chaque individus consomme par jour 20.56818 Kg  de cereale; Prière de revoir les quantités prises de ces produits. Incohérence!! Dans ce ménage, chaque individus consomme par jour 20.56818 Kg  de cereale; Prière de revoir les quantités prises de ces produits.</w:t>
+        <w:t>- Attention ! Le prix unitaire d'achat (200 Fcfa) de Patate douce en Pièce (Moyen) est relativement élevé par rapport aux autres prix observés dans cette zone. Prière de corriger ou de confirmer avec le QG. Attention ! Le prix unitaire d'achat (50 Fcfa) de Aubergine   en Pièce (Moyen) est relativement faible par rapport aux autres prix observés dans cette zone. Prière de corriger ou de confirmer avec le QG. Avertissement!!! Le ménage a consommé 1 Paquet Moyen de Thé en sachet, cette quantité semble anormale pour une consommation des 7 derniers jours.Prière de corriger ou de confirmer avec le QG. Avertissement!!! Le ménage a consommé 10 Morceau (Portion) Petit de Escargots, cette quantité semble anormale pour une consommation des 7 derniers jours.Prière de corriger ou de confirmer avec le QG. Incohérence!! Dans ce ménage, chaque individus consomme par jour 34.80844 Kg  de cereale; Prière de revoir les quantités prises de ces produits. Incohérence!! Dans ce ménage, chaque individus consomme par jour 34.80844 Kg  de cereale; Prière de revoir les quantités prises de ces produits. Incohérence!! Dans ce ménage, chaque individus consomme par jour 34.80844 Kg  de cereale; Prière de revoir les quantités prises de ces produits.</w:t>
       </w:r>
     </w:p>
     <w:p>
@@ -2729,7 +2708,7 @@
         <w:br/>
         <w:t xml:space="preserve">- Peu probable! KHADIM DIOUF  n'arrive pas  à comprendre un petit texte lu dans une langue locale (s02q03). Veuillez corriger ou donner des explications au QG. </w:t>
         <w:br/>
-        <w:t xml:space="preserve">- Peu probable! MAMADOU DIOUF  n'arrive pas  à comprendre un petit texte lu dans une langue locale (s02q03). Veuillez corriger ou donner des explications au QG. Le montant des autres depenses pour l'année scolaire de MAMADOU DIOUF est faible ou élevé. veuillez, s'il vous plait, confirmer ces informations avec le QG ou apporter les corrections nécessaires. Attention ! Le frais de scolarité (2000 Fcfa) de MAMADOU DIOUF en 5ème année de Primaire est relativement élevé par rapport aux autres frais de scolarités observés dans cette zone. Prière de corriger ou de confirmer avec le QG. </w:t>
+        <w:t xml:space="preserve">- Peu probable! MAMADOU DIOUF  n'arrive pas  à comprendre un petit texte lu dans une langue locale (s02q03). Veuillez corriger ou donner des explications au QG. Le montant des autres depenses pour l'année scolaire de MAMADOU DIOUF est faible ou élevé. veuillez, s'il vous plait, confirmer ces informations avec le QG ou apporter les corrections nécessaires. Attention ! Le frais de scolarité (3000 Fcfa) de MAMADOU DIOUF en 5ème année de Primaire est relativement élevé par rapport aux autres frais de scolarités observés dans cette zone. Prière de corriger ou de confirmer avec le QG. </w:t>
         <w:br/>
         <w:t xml:space="preserve">- Peu probable! MBAYANG DIOP  n'arrive pas  à comprendre un petit texte lu dans une langue locale (s02q03). Veuillez corriger ou donner des explications au QG. </w:t>
         <w:br/>
@@ -2841,7 +2820,7 @@
         <w:rPr>
           <w:sz w:val="20"/>
         </w:rPr>
-        <w:t>- Attention ! Le prix unitaire d'achat (50 Fcfa) de Tamarin noir en Sachets (Petit) est relativement faible par rapport aux autres prix observés dans cette zone. Prière de corriger ou de confirmer avec le QG. Avertissement!!! Le ménage a consommé 10 Boite (Autre que la boite/pot de tomate) Petit de Thé en sachet, cette quantité semble anormale pour une consommation des 7 derniers jours.Les ménages consomment géneralement en sachet ou en paquet, prière de corriger ou de confirmer avec le QG. Avertissement!!! Le ménage a consommé 12 Pièce Moyen de Maquereau fumé, cette quantité semble anormale pour une consommation des 7 derniers jours.Prière de corriger ou de confirmer avec le QG. Avertissement!!! Le ménage a consommé 9 Pièce Moyen de Capitaine frais, cette quantité semble anormale pour une consommation des 7 derniers jours.Prière de corriger ou de confirmer avec le QG. Incohérence!! Dans ce ménage, chaque individus consomme par jour 18.72095 Kg  de cereale; Prière de revoir les quantités prises de ces produits. Incohérence!! Dans ce ménage, chaque individus consomme par jour 18.72095 Kg  de cereale; Prière de revoir les quantités prises de ces produits. Incohérence!! Dans ce ménage, chaque individus consomme par jour 18.72095 Kg  de cereale; Prière de revoir les quantités prises de ces produits.</w:t>
+        <w:t>- Attention ! Le prix unitaire d'achat (125 Fcfa) de Arachides pilées en Sachets (Petit) est relativement faible par rapport aux autres prix observés dans cette zone. Prière de corriger ou de confirmer avec le QG. Avertissement!!! Le ménage a consommé 10 Boite (Autre que la boite/pot de tomate) Petit de Thé en sachet, cette quantité semble anormale pour une consommation des 7 derniers jours.Les ménages consomment géneralement en sachet ou en paquet, prière de corriger ou de confirmer avec le QG. Avertissement!!! Le ménage a consommé 12 Pièce Moyen de Maquereau fumé, cette quantité semble anormale pour une consommation des 7 derniers jours.Prière de corriger ou de confirmer avec le QG. Avertissement!!! Le ménage a consommé 9 Pièce Moyen de Capitaine frais, cette quantité semble anormale pour une consommation des 7 derniers jours.Prière de corriger ou de confirmer avec le QG. Incohérence!! Dans ce ménage, chaque individus consomme par jour 33.09428 Kg  de cereale; Prière de revoir les quantités prises de ces produits. Incohérence!! Dans ce ménage, chaque individus consomme par jour 33.09428 Kg  de cereale; Prière de revoir les quantités prises de ces produits. Incohérence!! Dans ce ménage, chaque individus consomme par jour 33.09428 Kg  de cereale; Prière de revoir les quantités prises de ces produits.</w:t>
       </w:r>
     </w:p>
     <w:p>
@@ -3447,7 +3426,7 @@
         <w:rPr>
           <w:sz w:val="20"/>
         </w:rPr>
-        <w:t>- Attention ! Le prix unitaire d'achat (50 Fcfa) de Escargots en Morceau (Portion) (Petit) est relativement faible par rapport aux autres prix observés dans cette zone. Prière de corriger ou de confirmer avec le QG. Avertissement!!! Le ménage a consommé 9 Boite (Autre que la boite/pot de tomate) Petit de Thé en sachet, cette quantité semble anormale pour une consommation des 7 derniers jours.Les ménages consomment géneralement en sachet ou en paquet, prière de corriger ou de confirmer avec le QG. Avertissement!!! Le ménage a consommé 9 Pièce Moyen de Capitaine frais, cette quantité semble anormale pour une consommation des 7 derniers jours.Prière de corriger ou de confirmer avec le QG. Incohérence!! Dans ce ménage, chaque individus consomme par jour 10.33221 Kg  de cereale; Prière de revoir les quantités prises de ces produits. Incohérence!! Dans ce ménage, chaque individus consomme par jour 10.33221 Kg  de cereale; Prière de revoir les quantités prises de ces produits.</w:t>
+        <w:t>- Attention ! Le prix unitaire d'achat (300 Fcfa) de Arachides pilées en Sachets (Petit) est relativement élevé par rapport aux autres prix observés dans cette zone. Prière de corriger ou de confirmer avec le QG. Attention ! Le prix unitaire d'achat (50 Fcfa) de Escargots en Morceau (Portion) (Petit) est relativement faible par rapport aux autres prix observés dans cette zone. Prière de corriger ou de confirmer avec le QG. Avertissement!!! Le ménage a consommé 9 Boite (Autre que la boite/pot de tomate) Petit de Thé en sachet, cette quantité semble anormale pour une consommation des 7 derniers jours.Les ménages consomment géneralement en sachet ou en paquet, prière de corriger ou de confirmer avec le QG. Avertissement!!! Le ménage a consommé 9 Pièce Moyen de Capitaine frais, cette quantité semble anormale pour une consommation des 7 derniers jours.Prière de corriger ou de confirmer avec le QG. Incohérence!! Dans ce ménage, chaque individus consomme par jour 19.58786 Kg  de cereale; Prière de revoir les quantités prises de ces produits. Incohérence!! Dans ce ménage, chaque individus consomme par jour 19.58786 Kg  de cereale; Prière de revoir les quantités prises de ces produits.</w:t>
       </w:r>
     </w:p>
     <w:p>
@@ -4055,7 +4034,7 @@
         <w:rPr>
           <w:sz w:val="20"/>
         </w:rPr>
-        <w:t>- Attention ! Le prix unitaire d'achat (21.42857 Fcfa) de Aubergine   en Pièce (Moyen) est relativement faible par rapport aux autres prix observés dans cette zone. Prière de corriger ou de confirmer avec le QG. Avertissement!!! Le ménage a consommé 0.12 Kg taille unique de Ail, cette quantité semble anormale pour une consommation des 7 derniers jours. prière de corriger ou de confirmer avec le QG. Le prix d'achat unitaire (6250 Fcfa) de Ail en Kg de taille taille unique prière de regarder les reponses prises dans les questions s07bq07a s07bq07b s07bq07c s07bq08 pour mieux corriger. Attention ! Soupçons de quantité anormale! Le ménage de MAMADOU DIOUF avec une taille de 16 personnes a consommé .12 Kg en taille unique de Ail qui est relativement élevé comme consommation par rapport à la condition de vie des autres ménages de même taille dans cette zone. Prière de corriger ou de confirmer avec le QG. Avertissement!!! Le ménage a consommé 0.12 Kg taille unique de Escargots, cette quantité semble anormale pour une consommation des 7 derniers jours. prière de corriger ou de confirmer avec le QG. Attention ! Soupçons de quantité anormale! Le ménage de MAMADOU DIOUF avec une taille de 16 personnes a consommé .12 Kg en taille unique de Escargots qui est relativement élevé comme consommation par rapport à la condition de vie des autres ménages de même taille dans cette zone. Prière de corriger ou de confirmer avec le QG. Avertissement!!! Le ménage a consommé 0.12 Kg taille unique de Poivre, cette quantité semble anormale pour une consommation des 7 derniers jours. prière de corriger ou de confirmer avec le QG. Attention ! Soupçons de quantité anormale! Le ménage de MAMADOU DIOUF avec une taille de 16 personnes a consommé .12 Kg en taille unique de Poivre qui est relativement élevé comme consommation par rapport à la condition de vie des autres ménages de même taille dans cette zone. Prière de corriger ou de confirmer avec le QG. Avertissement!!! Le ménage a consommé 0.12 Kg taille unique de Silure séché, cette quantité semble anormale pour une consommation des 7 derniers jours. prière de corriger ou de confirmer avec le QG. Attention ! Soupçons de quantité anormale! Le ménage de MAMADOU DIOUF avec une taille de 16 personnes a consommé .12 Kg en taille unique de Silure séché qui est relativement élevé comme consommation par rapport à la condition de vie des autres ménages de même taille dans cette zone. Prière de corriger ou de confirmer avec le QG. Avertissement!!! Le ménage a consommé 0.12 Kg taille unique de Soumbala (moutarde africaine), cette quantité semble anormale pour une consommation des 7 derniers jours. prière de corriger ou de confirmer avec le QG. Le prix d'achat unitaire (200 Fcfa) de Soumbala (moutarde africaine) en Kg de taille  taille unique  est très faible, prière de regarder les reponses prises dans les questions s07bq07a s07bq07b s07bq07c s07bq08 pour mieux corriger. Attention ! Soupçons de quantité anormale! Le ménage de MAMADOU DIOUF avec une taille de 16 personnes a consommé .12 Kg en taille unique de Soumbala (moutarde africaine) qui est relativement élevé comme consommation par rapport à la condition de vie des autres ménages de même taille dans cette zone. Prière de corriger ou de confirmer avec le QG. Avertissement!!!Le ménage a consommé 70 miche de Moyen de Pain moderne (Baguette)  ce qui semble incoherent pour une consommation aucours des 7 derniers jours, prière de verifier et corriger. Difficile de consommer le Sel en Kg taille unique prière de verifier. Incohérence!! Dans ce ménage, chaque individus consomme par jour 15.16714 Kg  de cereale; Prière de revoir les quantités prises de ces produits. Incohérence!! Dans ce ménage, chaque individus consomme par jour 15.16714 Kg  de cereale; Prière de revoir les quantités prises de ces produits. Incohérence!! Dans ce ménage, chaque individus consomme par jour 15.16714 Kg  de cereale; Prière de revoir les quantités prises de ces produits.</w:t>
+        <w:t>- Attention ! Le prix unitaire d'achat (1400 Fcfa) de Boissons gazeuses (Coca, Fanta, Vimto, Sprite, etc.) en Bouteille 1l (taille unique) est relativement élevé par rapport aux autres prix observés dans cette zone. Prière de corriger ou de confirmer avec le QG. Attention ! Le prix unitaire d'achat (150 Fcfa) de Gombo frais en Tas (Petit) est relativement élevé par rapport aux autres prix observés dans cette zone. Prière de corriger ou de confirmer avec le QG. Attention ! Le prix unitaire d'achat (21.42857 Fcfa) de Aubergine   en Pièce (Moyen) est relativement faible par rapport aux autres prix observés dans cette zone. Prière de corriger ou de confirmer avec le QG. Attention ! Le prix unitaire d'achat (3000 Fcfa) de Lait caillé en Litre (taille unique) est relativement élevé par rapport aux autres prix observés dans cette zone. Prière de corriger ou de confirmer avec le QG. Attention ! Le prix unitaire d'achat (3000 Fcfa) de Viande de poulet entier en Pièce (Moyen) est relativement faible par rapport aux autres prix observés dans cette zone. Prière de corriger ou de confirmer avec le QG. Attention ! Le prix unitaire d'achat (75 Fcfa) de Aubergine sauvage  en Pièce (Petit) est relativement élevé par rapport aux autres prix observés dans cette zone. Prière de corriger ou de confirmer avec le QG. Avertissement!!! Le ménage a consommé 0.12 Kg taille unique de Ail, cette quantité semble anormale pour une consommation des 7 derniers jours. prière de corriger ou de confirmer avec le QG. Le prix d'achat unitaire (6250 Fcfa) de Ail en Kg de taille taille unique prière de regarder les reponses prises dans les questions s07bq07a s07bq07b s07bq07c s07bq08 pour mieux corriger. Attention ! Soupçons de quantité anormale! Le ménage de MAMADOU DIOUF avec une taille de 16 personnes a consommé .12 Kg en taille unique de Ail qui est relativement élevé comme consommation par rapport à la condition de vie des autres ménages de même taille dans cette zone. Prière de corriger ou de confirmer avec le QG. Avertissement!!! Le ménage a consommé 0.12 Kg taille unique de Escargots, cette quantité semble anormale pour une consommation des 7 derniers jours. prière de corriger ou de confirmer avec le QG. Attention ! Soupçons de quantité anormale! Le ménage de MAMADOU DIOUF avec une taille de 16 personnes a consommé .12 Kg en taille unique de Escargots qui est relativement élevé comme consommation par rapport à la condition de vie des autres ménages de même taille dans cette zone. Prière de corriger ou de confirmer avec le QG. Avertissement!!! Le ménage a consommé 0.12 Kg taille unique de Poivre, cette quantité semble anormale pour une consommation des 7 derniers jours. prière de corriger ou de confirmer avec le QG. Attention ! Soupçons de quantité anormale! Le ménage de MAMADOU DIOUF avec une taille de 16 personnes a consommé .12 Kg en taille unique de Poivre qui est relativement élevé comme consommation par rapport à la condition de vie des autres ménages de même taille dans cette zone. Prière de corriger ou de confirmer avec le QG. Avertissement!!! Le ménage a consommé 0.12 Kg taille unique de Silure séché, cette quantité semble anormale pour une consommation des 7 derniers jours. prière de corriger ou de confirmer avec le QG. Attention ! Soupçons de quantité anormale! Le ménage de MAMADOU DIOUF avec une taille de 16 personnes a consommé .12 Kg en taille unique de Silure séché qui est relativement élevé comme consommation par rapport à la condition de vie des autres ménages de même taille dans cette zone. Prière de corriger ou de confirmer avec le QG. Avertissement!!! Le ménage a consommé 0.12 Kg taille unique de Soumbala (moutarde africaine), cette quantité semble anormale pour une consommation des 7 derniers jours. prière de corriger ou de confirmer avec le QG. Le prix d'achat unitaire (200 Fcfa) de Soumbala (moutarde africaine) en Kg de taille  taille unique  est très faible, prière de regarder les reponses prises dans les questions s07bq07a s07bq07b s07bq07c s07bq08 pour mieux corriger. Attention ! Soupçons de quantité anormale! Le ménage de MAMADOU DIOUF avec une taille de 16 personnes a consommé .12 Kg en taille unique de Soumbala (moutarde africaine) qui est relativement élevé comme consommation par rapport à la condition de vie des autres ménages de même taille dans cette zone. Prière de corriger ou de confirmer avec le QG. Avertissement!!!Le ménage a consommé 70 miche de Moyen de Pain moderne (Baguette)  ce qui semble incoherent pour une consommation aucours des 7 derniers jours, prière de verifier et corriger. Difficile de consommer le Sel en Kg taille unique prière de verifier. Incohérence!! Dans ce ménage, chaque individus consomme par jour 24.59875 Kg  de cereale; Prière de revoir les quantités prises de ces produits. Incohérence!! Dans ce ménage, chaque individus consomme par jour 24.59875 Kg  de cereale; Prière de revoir les quantités prises de ces produits. Incohérence!! Dans ce ménage, chaque individus consomme par jour 24.59875 Kg  de cereale; Prière de revoir les quantités prises de ces produits.</w:t>
       </w:r>
     </w:p>
     <w:p>
@@ -4099,7 +4078,7 @@
         </w:rPr>
         <w:t xml:space="preserve">- Le prix de revente de l'article  Fer à repasser à charbon ne doit pas être égal 0 même si le ménage l'a reçu en cadeau prière de leurs aider à faire une estimations. </w:t>
         <w:br/>
-        <w:t>- Le prix de revente de l'article  Tapis ne doit pas être égal 0 même si le ménage l'a reçu en cadeau prière de leurs aider à faire une estimations.</w:t>
+        <w:t>- Le prix de revente de l'article  Tapis ne doit pas être égal 0 même si le ménage l'a reçu en cadeau prière de leurs aider à faire une estimations. Attention ! Tapis a été achété à 21000 Fcfa est relativement élevé par rapport aux autres prix d'achat observés dans cette zone. Prière de corriger ou de confirmer avec le QG.</w:t>
       </w:r>
     </w:p>
     <w:p>
@@ -4565,8 +4544,6 @@
         </w:rPr>
         <w:t xml:space="preserve">- Avertissement!!!  NAFI FAYE  possède un téléphone android mais dit n'avoir pas accès à l'internet, prière de confirmer cette information avec le QG ou la corriger. </w:t>
         <w:br/>
-        <w:t xml:space="preserve">- Attention ! Le montant (5000 Fcfa) dépensé ou reçu en cadeau pour les recharges internet ou de forfaits de données mobiles(hors appels vocaux), aucours des 30 derniers jours de  MBAR SENE est relativement élevé par rapport aux autres montants depansés observés dans cette zone. Prière de corriger ou de confirmer avec le QG. </w:t>
-        <w:br/>
         <w:t xml:space="preserve">- Attention ! Vous avez déclaré en s01q00 que le répondant est la personne elle-même, or MOUHAMED SENE est trop jeune (9 ans) pour fournir des informations correctes. Prière de refaire la section 1 pour MOUHAMED SENE en demandant à un adulte de répondre aux questions à sa place. </w:t>
         <w:br/>
         <w:t>- Attention ! Vous avez déclaré en s01q00 que le répondant est la personne elle-même, or SAMBA SENE est trop jeune (1 ans) pour fournir des informations correctes. Prière de refaire la section 1 pour SAMBA SENE en demandant à un adulte de répondre aux questions à sa place.</w:t>
@@ -4725,7 +4702,7 @@
         <w:rPr>
           <w:sz w:val="20"/>
         </w:rPr>
-        <w:t>- Attention ! Le prix unitaire d'achat (37.5 Fcfa) de Cube alimentaire (Maggi, Jumbo, ) en Cube (Petit) est relativement élevé par rapport aux autres prix observés dans cette zone. Prière de corriger ou de confirmer avec le QG. Avertissement!!! Le ménage a consommé 12 Boite (Autre que la boite/pot de tomate) Petit de Thé en sachet, cette quantité semble anormale pour une consommation des 7 derniers jours.Les ménages consomment géneralement en sachet ou en paquet, prière de corriger ou de confirmer avec le QG. Incohérence!! Dans ce ménage, chaque individus consomme par jour 15.57244 Kg  de cereale; Prière de revoir les quantités prises de ces produits. Incohérence!! Dans ce ménage, chaque individus consomme par jour 15.57244 Kg  de cereale; Prière de revoir les quantités prises de ces produits.</w:t>
+        <w:t>- Attention ! Le prix unitaire d'achat (25 Fcfa) de Soumbala (moutarde africaine) en Sachets (Tres petit) est relativement faible par rapport aux autres prix observés dans cette zone. Prière de corriger ou de confirmer avec le QG. Attention ! Le prix unitaire d'achat (37.5 Fcfa) de Cube alimentaire (Maggi, Jumbo, ) en Cube (Petit) est relativement élevé par rapport aux autres prix observés dans cette zone. Prière de corriger ou de confirmer avec le QG. Avertissement!!! Le ménage a consommé 12 Boite (Autre que la boite/pot de tomate) Petit de Thé en sachet, cette quantité semble anormale pour une consommation des 7 derniers jours.Les ménages consomment géneralement en sachet ou en paquet, prière de corriger ou de confirmer avec le QG. Incohérence!! Dans ce ménage, chaque individus consomme par jour 26.94008 Kg  de cereale; Prière de revoir les quantités prises de ces produits. Incohérence!! Dans ce ménage, chaque individus consomme par jour 26.94008 Kg  de cereale; Prière de revoir les quantités prises de ces produits.</w:t>
       </w:r>
     </w:p>
     <w:p>
@@ -5284,7 +5261,7 @@
         <w:rPr>
           <w:sz w:val="20"/>
         </w:rPr>
-        <w:t>- Attention ! Le prix unitaire d'achat (150 Fcfa) de Courge en Morceau (Portion) (Moyen) est relativement élevé par rapport aux autres prix observés dans cette zone. Prière de corriger ou de confirmer avec le QG. Attention ! Le prix unitaire d'achat (36.66667 Fcfa) de Cube alimentaire (Maggi, Jumbo, ) en Cube (Petit) est relativement élevé par rapport aux autres prix observés dans cette zone. Prière de corriger ou de confirmer avec le QG. Attention ! Le prix unitaire d'achat (50 Fcfa) de Aubergine   en Pièce (Moyen) est relativement faible par rapport aux autres prix observés dans cette zone. Prière de corriger ou de confirmer avec le QG. Avertissement!!! Le ménage a consommé 0.12 Kg taille unique de Sel, cette quantité semble anormale pour une consommation des 7 derniers jours. prière de corriger ou de confirmer avec le QG. Difficile de consommer le Sel en Kg taille unique prière de verifier. Attention ! Soupçons de quantité anormale! Le ménage de MAMADOU SENE avec une taille de 14 personnes a consommé .12 Kg en taille unique de Sel qui est relativement élevé comme consommation par rapport à la condition de vie des autres ménages de même taille dans cette zone. Prière de corriger ou de confirmer avec le QG. Avertissement!!! Le ménage a consommé 0.12 Kg taille unique de Silure séché, cette quantité semble anormale pour une consommation des 7 derniers jours. prière de corriger ou de confirmer avec le QG. Attention ! Soupçons de quantité anormale! Le ménage de MAMADOU SENE avec une taille de 14 personnes a consommé .12 Kg en taille unique de Silure séché qui est relativement élevé comme consommation par rapport à la condition de vie des autres ménages de même taille dans cette zone. Prière de corriger ou de confirmer avec le QG. Avertissement!!! Le ménage a consommé 16 Pièce Petit de Mâchoiron séchée (Kon), cette quantité semble anormale pour une consommation des 7 derniers jours.Prière de corriger ou de confirmer avec le QG. Attention ! Le prix unitaire d'achat (150 Fcfa) de Mâchoiron séchée (Kon) en Pièce (Petit) est relativement élevé par rapport aux autres prix observés dans cette zone. Prière de corriger ou de confirmer avec le QG. Avertissement!!! Le ménage a consommé 4 Paquet Petit de Thé en sachet, cette quantité semble anormale pour une consommation des 7 derniers jours.Prière de corriger ou de confirmer avec le QG. Avertissement!! le prix unitaire (150 Fcfa) de Thé en sachet (unité: Paquet) de taille Petit est très faible ou élevé. Prière de corriger ou de confirmer avec le QG. Incohérence!! Dans ce ménage, chaque individus consomme par jour 19.96684 Kg  de cereale; Prière de revoir les quantités prises de ces produits. Incohérence!! Dans ce ménage, chaque individus consomme par jour 19.96684 Kg  de cereale; Prière de revoir les quantités prises de ces produits.</w:t>
+        <w:t>- Attention ! Le prix unitaire d'achat (36.66667 Fcfa) de Cube alimentaire (Maggi, Jumbo, ) en Cube (Petit) est relativement élevé par rapport aux autres prix observés dans cette zone. Prière de corriger ou de confirmer avec le QG. Attention ! Le prix unitaire d'achat (50 Fcfa) de Aubergine   en Pièce (Moyen) est relativement faible par rapport aux autres prix observés dans cette zone. Prière de corriger ou de confirmer avec le QG. Avertissement!!! Le ménage a consommé 0.12 Kg taille unique de Sel, cette quantité semble anormale pour une consommation des 7 derniers jours. prière de corriger ou de confirmer avec le QG. Difficile de consommer le Sel en Kg taille unique prière de verifier. Attention ! Soupçons de quantité anormale! Le ménage de MAMADOU SENE avec une taille de 14 personnes a consommé .12 Kg en taille unique de Sel qui est relativement élevé comme consommation par rapport à la condition de vie des autres ménages de même taille dans cette zone. Prière de corriger ou de confirmer avec le QG. Avertissement!!! Le ménage a consommé 0.12 Kg taille unique de Silure séché, cette quantité semble anormale pour une consommation des 7 derniers jours. prière de corriger ou de confirmer avec le QG. Attention ! Soupçons de quantité anormale! Le ménage de MAMADOU SENE avec une taille de 14 personnes a consommé .12 Kg en taille unique de Silure séché qui est relativement élevé comme consommation par rapport à la condition de vie des autres ménages de même taille dans cette zone. Prière de corriger ou de confirmer avec le QG. Avertissement!!! Le ménage a consommé 16 Pièce Petit de Mâchoiron séchée (Kon), cette quantité semble anormale pour une consommation des 7 derniers jours.Prière de corriger ou de confirmer avec le QG. Attention ! Le prix unitaire d'achat (150 Fcfa) de Mâchoiron séchée (Kon) en Pièce (Petit) est relativement élevé par rapport aux autres prix observés dans cette zone. Prière de corriger ou de confirmer avec le QG. Avertissement!!! Le ménage a consommé 4 Paquet Petit de Thé en sachet, cette quantité semble anormale pour une consommation des 7 derniers jours.Prière de corriger ou de confirmer avec le QG. Avertissement!! le prix unitaire (150 Fcfa) de Thé en sachet (unité: Paquet) de taille Petit est très faible ou élevé. Prière de corriger ou de confirmer avec le QG. Incohérence!! Dans ce ménage, chaque individus consomme par jour 32.23214 Kg  de cereale; Prière de revoir les quantités prises de ces produits. Incohérence!! Dans ce ménage, chaque individus consomme par jour 32.23214 Kg  de cereale; Prière de revoir les quantités prises de ces produits.</w:t>
       </w:r>
     </w:p>
     <w:p>
@@ -5426,8 +5403,6 @@
         <w:rPr>
           <w:sz w:val="20"/>
         </w:rPr>
-        <w:t xml:space="preserve">- Attention ! Houe/daba/hilaire a été revendu à 2000 Fcfa qui est relativement élevé par rapport aux autres prix de revente observés dans cette zone. Prière de corriger ou de confirmer avec le QG. </w:t>
-        <w:br/>
         <w:t xml:space="preserve">- Avertissement!! Le prix d'achat (100000 FCFA) de Charrettes est inférieur aux prix de revente (125000 FCFA), prière de verifier et corriger ou confirmer l'information avec le QG. </w:t>
         <w:br/>
         <w:t xml:space="preserve">- Avertissement!! Le prix d'achat (125000 FCFA) de Animaux de labour est inférieur aux prix de revente (200000 FCFA), prière de verifier et corriger ou confirmer l'information avec le QG. </w:t>
@@ -5774,7 +5749,7 @@
         </w:rPr>
         <w:t xml:space="preserve">- Avertissement!!!  TACKO BA  possède un téléphone android mais dit n'avoir pas accès à l'internet, prière de confirmer cette information avec le QG ou la corriger. </w:t>
         <w:br/>
-        <w:t xml:space="preserve">- Les informations sur l'acte de naissance (ni Jours, ni mois et ni années) de  IBRAHIMA WADE  manquent, s'il vous plait pouvez-vous fournir d'effort pour avoir ces informations. Attention ! Le montant (5000 Fcfa) dépensé ou reçu en cadeau pour les recharges internet ou de forfaits de données mobiles(hors appels vocaux), aucours des 30 derniers jours de  IBRAHIMA WADE est relativement élevé par rapport aux autres montants depansés observés dans cette zone. Prière de corriger ou de confirmer avec le QG. </w:t>
+        <w:t xml:space="preserve">- Les informations sur l'acte de naissance (ni Jours, ni mois et ni années) de  IBRAHIMA WADE  manquent, s'il vous plait pouvez-vous fournir d'effort pour avoir ces informations. </w:t>
         <w:br/>
         <w:t>- Les informations sur l'acte de naissance (ni Jours, ni mois et ni années) de  SERIGNE FALLOU DIOUF  manquent, s'il vous plait pouvez-vous fournir d'effort pour avoir ces informations.</w:t>
       </w:r>
@@ -5889,7 +5864,7 @@
         <w:rPr>
           <w:sz w:val="20"/>
         </w:rPr>
-        <w:t>- Attention ! Le prix unitaire d'achat (1000 Fcfa) de Sucre en poudre  en Kg (taille unique) est relativement élevé par rapport aux autres prix observés dans cette zone. Prière de corriger ou de confirmer avec le QG. Attention ! Le prix unitaire d'achat (2400 Fcfa) de Lait en poudre en Kg (taille unique) est relativement faible par rapport aux autres prix observés dans cette zone. Prière de corriger ou de confirmer avec le QG. Attention ! Le prix unitaire d'achat (2916.667 Fcfa) de Huile d'arachide raffinée en Litre (taille unique) est relativement élevé par rapport aux autres prix observés dans cette zone. Prière de corriger ou de confirmer avec le QG. Avertissement!!! Le ménage a consommé 10 Pièce Moyen de Capitaine frais, cette quantité semble anormale pour une consommation des 7 derniers jours.Prière de corriger ou de confirmer avec le QG. Avertissement!!! Le ménage a consommé 12 Cuillère Petit de Chocolat pâte à tartiner, cette quantité semble anormale pour une consommation des 7 derniers jours.Prière de corriger ou de confirmer avec le QG. Avertissement!!! Le ménage a consommé 3 Paquet Petit de Thé en sachet, cette quantité semble anormale pour une consommation des 7 derniers jours.Prière de corriger ou de confirmer avec le QG. Avertissement!! le prix unitaire (150 Fcfa) de Thé en sachet (unité: Paquet) de taille Petit est très faible ou élevé. Prière de corriger ou de confirmer avec le QG. Incohérence!! Dans ce ménage, chaque individus consomme par jour 41.69629 Kg  de cereale; Prière de revoir les quantités prises de ces produits.</w:t>
+        <w:t>- Attention ! Le prix unitaire d'achat (1000 Fcfa) de Sucre en poudre  en Kg (taille unique) est relativement élevé par rapport aux autres prix observés dans cette zone. Prière de corriger ou de confirmer avec le QG. Attention ! Le prix unitaire d'achat (150 Fcfa) de Piment frais en Pièce (Moyen) est relativement élevé par rapport aux autres prix observés dans cette zone. Prière de corriger ou de confirmer avec le QG. Attention ! Le prix unitaire d'achat (2400 Fcfa) de Lait en poudre en Kg (taille unique) est relativement faible par rapport aux autres prix observés dans cette zone. Prière de corriger ou de confirmer avec le QG. Attention ! Le prix unitaire d'achat (2916.667 Fcfa) de Huile d'arachide raffinée en Litre (taille unique) est relativement élevé par rapport aux autres prix observés dans cette zone. Prière de corriger ou de confirmer avec le QG. Avertissement!!! Le ménage a consommé 10 Pièce Moyen de Capitaine frais, cette quantité semble anormale pour une consommation des 7 derniers jours.Prière de corriger ou de confirmer avec le QG. Avertissement!!! Le ménage a consommé 12 Cuillère Petit de Chocolat pâte à tartiner, cette quantité semble anormale pour une consommation des 7 derniers jours.Prière de corriger ou de confirmer avec le QG. Avertissement!!! Le ménage a consommé 3 Paquet Petit de Thé en sachet, cette quantité semble anormale pour une consommation des 7 derniers jours.Prière de corriger ou de confirmer avec le QG. Avertissement!! le prix unitaire (150 Fcfa) de Thé en sachet (unité: Paquet) de taille Petit est très faible ou élevé. Prière de corriger ou de confirmer avec le QG. Incohérence!! Dans ce ménage, chaque individus consomme par jour 81.21772 Kg  de cereale; Prière de revoir les quantités prises de ces produits.</w:t>
       </w:r>
     </w:p>
     <w:p>
@@ -6565,7 +6540,7 @@
         <w:rPr>
           <w:sz w:val="20"/>
         </w:rPr>
-        <w:t>- Attention ! Le prix unitaire d'achat (1000 Fcfa) de Piment séché en Sachets (Moyen) est relativement élevé par rapport aux autres prix observés dans cette zone. Prière de corriger ou de confirmer avec le QG. Attention ! Le prix unitaire d'achat (150 Fcfa) de Aubergine   en Pièce (Moyen) est relativement élevé par rapport aux autres prix observés dans cette zone. Prière de corriger ou de confirmer avec le QG. Attention ! Le prix unitaire d'achat (300 Fcfa) de Choux en Pièce (Moyen) est relativement élevé par rapport aux autres prix observés dans cette zone. Prière de corriger ou de confirmer avec le QG. Attention ! Le prix unitaire d'achat (300 Fcfa) de Moutarde en Sachets (Petit) est relativement élevé par rapport aux autres prix observés dans cette zone. Prière de corriger ou de confirmer avec le QG. Attention ! Le prix unitaire d'achat (750 Fcfa) de Ail en Sachets (Moyen) est relativement élevé par rapport aux autres prix observés dans cette zone. Prière de corriger ou de confirmer avec le QG. Avertissement!! La quantité (7.75 litre) du produit Huile d'arachide raffinée consommée  par le ménage semble très élevé, prière de corriger ou confirmer avec le QG. Avertissement!!! Le ménage a consommé 10 Tas Moyen de Capitaine frais, cette quantité semble anormale pour une consommation des 7 derniers jours.Prière de corriger ou de confirmer avec le QG. Avertissement!!! Le ménage a consommé 14 Paquet Petit de Thé en sachet, cette quantité semble anormale pour une consommation des 7 derniers jours.Prière de corriger ou de confirmer avec le QG. Avertissement!! le prix unitaire (125 Fcfa) de Thé en sachet (unité: Paquet) de taille Petit est très faible ou élevé. Prière de corriger ou de confirmer avec le QG. Incohérence!! Dans ce ménage, chaque individus consomme par jour 6.530645 Kg  de cereale; Prière de revoir les quantités prises de ces produits. Incohérence!! Dans ce ménage, chaque individus consomme par jour 6.530645 Kg  de cereale; Prière de revoir les quantités prises de ces produits.</w:t>
+        <w:t>- Attention ! Le prix unitaire d'achat (1000 Fcfa) de Piment séché en Sachets (Moyen) est relativement élevé par rapport aux autres prix observés dans cette zone. Prière de corriger ou de confirmer avec le QG. Attention ! Le prix unitaire d'achat (150 Fcfa) de Aubergine   en Pièce (Moyen) est relativement élevé par rapport aux autres prix observés dans cette zone. Prière de corriger ou de confirmer avec le QG. Attention ! Le prix unitaire d'achat (300 Fcfa) de Choux en Pièce (Moyen) est relativement élevé par rapport aux autres prix observés dans cette zone. Prière de corriger ou de confirmer avec le QG. Attention ! Le prix unitaire d'achat (300 Fcfa) de Moutarde en Sachets (Petit) est relativement élevé par rapport aux autres prix observés dans cette zone. Prière de corriger ou de confirmer avec le QG. Attention ! Le prix unitaire d'achat (500 Fcfa) de Poivre en Sachets (Moyen) est relativement élevé par rapport aux autres prix observés dans cette zone. Prière de corriger ou de confirmer avec le QG. Attention ! Le prix unitaire d'achat (750 Fcfa) de Ail en Sachets (Moyen) est relativement élevé par rapport aux autres prix observés dans cette zone. Prière de corriger ou de confirmer avec le QG. Avertissement!! La quantité (7.75 litre) du produit Huile d'arachide raffinée consommée  par le ménage semble très élevé, prière de corriger ou confirmer avec le QG. Avertissement!!! Le ménage a consommé 10 Tas Moyen de Capitaine frais, cette quantité semble anormale pour une consommation des 7 derniers jours.Prière de corriger ou de confirmer avec le QG. Avertissement!!! Le ménage a consommé 14 Paquet Petit de Thé en sachet, cette quantité semble anormale pour une consommation des 7 derniers jours.Prière de corriger ou de confirmer avec le QG. Avertissement!! le prix unitaire (125 Fcfa) de Thé en sachet (unité: Paquet) de taille Petit est très faible ou élevé. Prière de corriger ou de confirmer avec le QG. Incohérence!! Dans ce ménage, chaque individus consomme par jour 12.02995 Kg  de cereale; Prière de revoir les quantités prises de ces produits. Incohérence!! Dans ce ménage, chaque individus consomme par jour 12.02995 Kg  de cereale; Prière de revoir les quantités prises de ces produits.</w:t>
       </w:r>
     </w:p>
     <w:p>
@@ -6749,7 +6724,7 @@
           <w:color w:val="4672C4"/>
           <w:sz w:val="22"/>
         </w:rPr>
-        <w:t>&gt;&gt; Section19 - Equipements agricoles</w:t>
+        <w:t>&gt;&gt; Section17 - Elevage</w:t>
       </w:r>
     </w:p>
     <w:p>
@@ -6760,7 +6735,28 @@
         <w:rPr>
           <w:sz w:val="20"/>
         </w:rPr>
-        <w:t xml:space="preserve">- Attention ! Charrettes a été achété à 200000 Fcfa est relativement élevé par rapport aux autres prix d'achat observés dans cette zone. Prière de corriger ou de confirmer avec le QG. Attention ! Charrettes a été revendu à 200000 Fcfa qui est relativement élevé par rapport aux autres prix de revente observés dans cette zone. Prière de corriger ou de confirmer avec le QG. </w:t>
+        <w:t>- Attention ! Le ménage a acheté 2 Bovins à 600000 donc un prix unitaire d'achat (300000 Fcfa) qui  est relativement elevé par rapport aux autres prix observés dans cette zone. Prière de corriger ou de confirmer avec le QG.</w:t>
+      </w:r>
+    </w:p>
+    <w:p>
+      <w:r>
+        <w:rPr>
+          <w:b/>
+          <w:color w:val="4672C4"/>
+          <w:sz w:val="22"/>
+        </w:rPr>
+        <w:t>&gt;&gt; Section19 - Equipements agricoles</w:t>
+      </w:r>
+    </w:p>
+    <w:p>
+      <w:pPr>
+        <w:ind w:left="283"/>
+      </w:pPr>
+      <w:r>
+        <w:rPr>
+          <w:sz w:val="20"/>
+        </w:rPr>
+        <w:t xml:space="preserve">- Attention ! Charrettes a été achété à 200000 Fcfa est relativement élevé par rapport aux autres prix d'achat observés dans cette zone. Prière de corriger ou de confirmer avec le QG. </w:t>
         <w:br/>
         <w:t>- Avertissement!! L'âge (40 ans)  de Semoir dans ce ménage semble être élevé, prière de corriger ou confirmer avec le QG.</w:t>
       </w:r>
@@ -7143,7 +7139,7 @@
         <w:br/>
         <w:t xml:space="preserve">- Peu probable! PAPE SENE  n'arrive pas  à comprendre un petit texte lu dans une langue locale (s02q03). Veuillez corriger ou donner des explications au QG. Peu probable! PAPE SENE  ne sait ni lire, ni écrire, ni comprendre dans aucune des langues  (s02q01,s02q02,s02q03). Veuillez corriger ou donner des explications au QG. La raison principale que PAPE SENE n'a pas fait des études dans une école formelle est ecole coranique et semble exister dans les modalités, prière de prendre attache avec le QG pour plus d'explication afin de la classer bien. </w:t>
         <w:br/>
-        <w:t xml:space="preserve">- Peu probable! SANMAI SENE  n'arrive pas  à comprendre un petit texte lu dans une langue locale (s02q03). Veuillez corriger ou donner des explications au QG. Attention ! Le frais de scolarité (3000 Fcfa) de SANMAI SENE en 3ème année de Primaire est relativement élevé par rapport aux autres frais de scolarités observés dans cette zone. Prière de corriger ou de confirmer avec le QG. </w:t>
+        <w:t xml:space="preserve">- Peu probable! SANMAI SENE  n'arrive pas  à comprendre un petit texte lu dans une langue locale (s02q03). Veuillez corriger ou donner des explications au QG. </w:t>
         <w:br/>
         <w:t xml:space="preserve">- Peu probable! YACINE SENE  n'arrive pas  à comprendre un petit texte lu dans une langue locale (s02q03). Veuillez corriger ou donner des explications au QG. Le montant des frais pour les cahiers et autres matériels scolaires pour l'année scolaire de YACINE SENE est de 0 FCFA, YACINE SENE a fait comment pour payer ces cahiers et autres matériels scolaires (SAC, stylo, craie, ardoise, crayon...) ? prière de corriger. </w:t>
         <w:br/>
@@ -7237,7 +7233,7 @@
         <w:rPr>
           <w:sz w:val="20"/>
         </w:rPr>
-        <w:t>- Attention ! Le prix unitaire d'achat (100 Fcfa) de Sel en Sachets (Petit) est relativement élevé par rapport aux autres prix observés dans cette zone. Prière de corriger ou de confirmer avec le QG. Attention ! Le prix unitaire d'achat (700 Fcfa) de Sucre en poudre  en Kg (taille unique) est relativement élevé par rapport aux autres prix observés dans cette zone. Prière de corriger ou de confirmer avec le QG. Avertissement!!! Le ménage a consommé 20 Pièce Petit de Capitaine frais, cette quantité semble anormale pour une consommation des 7 derniers jours.Prière de corriger ou de confirmer avec le QG. Incohérence!! Dans ce ménage, chaque individus consomme par jour 29.33464 Kg  de cereale; Prière de revoir les quantités prises de ces produits. Incohérence!! Dans ce ménage, chaque individus consomme par jour 29.33464 Kg  de cereale; Prière de revoir les quantités prises de ces produits.</w:t>
+        <w:t>- Avertissement!!! Le ménage a consommé 20 Pièce Petit de Capitaine frais, cette quantité semble anormale pour une consommation des 7 derniers jours.Prière de corriger ou de confirmer avec le QG. Incohérence!! Dans ce ménage, chaque individus consomme par jour 75.57786 Kg  de cereale; Prière de revoir les quantités prises de ces produits. Incohérence!! Dans ce ménage, chaque individus consomme par jour 75.57786 Kg  de cereale; Prière de revoir les quantités prises de ces produits.</w:t>
       </w:r>
     </w:p>
     <w:p>
@@ -7344,8 +7340,6 @@
         <w:rPr>
           <w:sz w:val="20"/>
         </w:rPr>
-        <w:t xml:space="preserve">- Attention ! Houe/daba/hilaire a été revendu à 2500 Fcfa qui est relativement élevé par rapport aux autres prix de revente observés dans cette zone. Prière de corriger ou de confirmer avec le QG. </w:t>
-        <w:br/>
         <w:t>- Attention ! Machette a été revendu à 5000 Fcfa qui est relativement élevé par rapport aux autres prix de revente observés dans cette zone. Prière de corriger ou de confirmer avec le QG.</w:t>
       </w:r>
     </w:p>
@@ -7812,7 +7806,7 @@
         <w:rPr>
           <w:sz w:val="20"/>
         </w:rPr>
-        <w:t>- Attention ! Le prix unitaire d'achat (650 Fcfa) de Sucre en poudre  en Kg (taille unique) est relativement élevé par rapport aux autres prix observés dans cette zone. Prière de corriger ou de confirmer avec le QG. Attention ! Le prix unitaire d'achat (700 Fcfa) de Mâchoiron séchée (Kon) en Kg (taille unique) est relativement faible par rapport aux autres prix observés dans cette zone. Prière de corriger ou de confirmer avec le QG. Avertissement!!! Le ménage a consommé 7 Paquet Petit de Thé en sachet, cette quantité semble anormale pour une consommation des 7 derniers jours.Prière de corriger ou de confirmer avec le QG. Avertissement!! le prix unitaire (125 Fcfa) de Thé en sachet (unité: Paquet) de taille Petit est très faible ou élevé. Prière de corriger ou de confirmer avec le QG. Avertissement!!! Le ménage a consommé 8 Pièce Moyen de Capitaine frais, cette quantité semble anormale pour une consommation des 7 derniers jours.Prière de corriger ou de confirmer avec le QG. Incohérence!! Dans ce ménage, chaque individus consomme par jour 53.47571 Kg  de cereale; Prière de revoir les quantités prises de ces produits. Incohérence!! Dans ce ménage, chaque individus consomme par jour 53.47571 Kg  de cereale; Prière de revoir les quantités prises de ces produits.</w:t>
+        <w:t>- Attention ! Le prix unitaire d'achat (100 Fcfa) de Piment frais en Pièce (Moyen) est relativement élevé par rapport aux autres prix observés dans cette zone. Prière de corriger ou de confirmer avec le QG. Attention ! Le prix unitaire d'achat (500 Fcfa) de Poivre en Sachets (Moyen) est relativement élevé par rapport aux autres prix observés dans cette zone. Prière de corriger ou de confirmer avec le QG. Avertissement!!! Le ménage a consommé 7 Paquet Petit de Thé en sachet, cette quantité semble anormale pour une consommation des 7 derniers jours.Prière de corriger ou de confirmer avec le QG. Avertissement!! le prix unitaire (125 Fcfa) de Thé en sachet (unité: Paquet) de taille Petit est très faible ou élevé. Prière de corriger ou de confirmer avec le QG. Avertissement!!! Le ménage a consommé 8 Pièce Moyen de Capitaine frais, cette quantité semble anormale pour une consommation des 7 derniers jours.Prière de corriger ou de confirmer avec le QG. Incohérence!! Dans ce ménage, chaque individus consomme par jour 95.28143 Kg  de cereale; Prière de revoir les quantités prises de ces produits. Incohérence!! Dans ce ménage, chaque individus consomme par jour 95.28143 Kg  de cereale; Prière de revoir les quantités prises de ces produits.</w:t>
       </w:r>
     </w:p>
     <w:p>
@@ -7963,8 +7957,6 @@
         <w:rPr>
           <w:sz w:val="20"/>
         </w:rPr>
-        <w:t xml:space="preserve">- Attention ! Houe/daba/hilaire a été revendu à 2500 Fcfa qui est relativement élevé par rapport aux autres prix de revente observés dans cette zone. Prière de corriger ou de confirmer avec le QG. </w:t>
-        <w:br/>
         <w:t>- Avertissement!! Le nombre (40)  de Semoir est élevé, prière de corriger ou confirmer avec le QG. Avertissement!! L'âge (40 ans)  de Semoir dans ce ménage semble être élevé, prière de corriger ou confirmer avec le QG. Avertissement!! Le prix d'achat (2000 FCFA) de Semoir est inférieur aux prix de revente (15000 FCFA), prière de verifier et corriger ou confirmer l'information avec le QG.</w:t>
       </w:r>
     </w:p>
